--- a/assets/tri-plane/downloads/tri-plane-stability-en.docx
+++ b/assets/tri-plane/downloads/tri-plane-stability-en.docx
@@ -24121,7 +24121,7 @@
           <w:i w:val="0"/>
           <w:sz w:val="21"/>
         </w:rPr>
-        <w:t xml:space="preserve"> — 100% of force through one leg, creating a vertical rotation axis. Both halves are graded X in this dossier: the load is never 100%, and the axis is a kinematic inference that has never been measured, and for the serve it is specifically wrong (§8.4). A document can carry a caveat in the next paragraph; a caption cannot. This is the single highest-priority edit in the whole project, because the film will be re-shared without the dossier attached.</w:t>
+        <w:t xml:space="preserve"> — 100% of force through one leg, creating a vertical rotation axis. Both halves are graded X in this dossier: the load is never 100%, and the axis is a kinematic inference that has never been measured, and for the serve it is specifically wrong (§8.4). A document can carry a caveat in the next paragraph; a caption cannot. This is the single highest-priority edit in the whole project, because the film will be re-shared without the dossier attached. It has since been made; §13.4.1 records the reissue.</w:t>
       </w:r>
     </w:p>
     <w:p>
@@ -24327,6 +24327,612 @@
           <w:sz w:val="21"/>
         </w:rPr>
         <w:t>: "hand released before contact" beats "feel the tuck."</w:t>
+      </w:r>
+    </w:p>
+    <w:p>
+      <w:pPr>
+        <w:pStyle w:val="Heading3"/>
+        <w:spacing w:before="200" w:after="60"/>
+      </w:pPr>
+      <w:r>
+        <w:rPr>
+          <w:rFonts w:ascii="Calibri" w:hAnsi="Calibri"/>
+          <w:b/>
+          <w:color w:val="1A6B3C"/>
+          <w:sz w:val="23"/>
+        </w:rPr>
+        <w:t>13.4.1 The reissue: v1.1</w:t>
+      </w:r>
+    </w:p>
+    <w:p>
+      <w:pPr>
+        <w:spacing w:after="140"/>
+      </w:pPr>
+      <w:r>
+        <w:rPr>
+          <w:b w:val="0"/>
+          <w:i w:val="0"/>
+          <w:sz w:val="21"/>
+        </w:rPr>
+        <w:t>The audit above was not left as an observation. The film has been rebuilt as v1.1 with all four findings acted on, and the file, the dossier and the site now carry the corrected version. The footage is untouched — the same four clips, in the same order, in the same ten-second segments, at real-time speed — because the faults were in the words, not in the pictures.</w:t>
+      </w:r>
+    </w:p>
+    <w:tbl>
+      <w:tblPr>
+        <w:tblStyle w:val="TableGrid"/>
+        <w:tblW w:type="auto" w:w="0"/>
+        <w:jc w:val="center"/>
+        <w:tblLook w:firstColumn="1" w:firstRow="1" w:lastColumn="0" w:lastRow="0" w:noHBand="0" w:noVBand="1" w:val="04A0"/>
+      </w:tblPr>
+      <w:tblGrid>
+        <w:gridCol w:w="2353"/>
+        <w:gridCol w:w="2353"/>
+        <w:gridCol w:w="2353"/>
+        <w:gridCol w:w="2353"/>
+      </w:tblGrid>
+      <w:tr>
+        <w:tc>
+          <w:tcPr>
+            <w:tcW w:type="dxa" w:w="2353"/>
+            <w:shd w:val="clear" w:color="auto" w:fill="0F2A44"/>
+          </w:tcPr>
+          <w:p>
+            <w:pPr>
+              <w:spacing w:after="40" w:before="40"/>
+            </w:pPr>
+            <w:r>
+              <w:rPr>
+                <w:color w:val="FFFFFF"/>
+              </w:rPr>
+            </w:r>
+            <w:r>
+              <w:rPr>
+                <w:b/>
+                <w:i w:val="0"/>
+                <w:color w:val="FFFFFF"/>
+                <w:sz w:val="18"/>
+              </w:rPr>
+              <w:t>#</w:t>
+            </w:r>
+          </w:p>
+        </w:tc>
+        <w:tc>
+          <w:tcPr>
+            <w:tcW w:type="dxa" w:w="2353"/>
+            <w:shd w:val="clear" w:color="auto" w:fill="0F2A44"/>
+          </w:tcPr>
+          <w:p>
+            <w:pPr>
+              <w:spacing w:after="40" w:before="40"/>
+            </w:pPr>
+            <w:r>
+              <w:rPr>
+                <w:color w:val="FFFFFF"/>
+              </w:rPr>
+            </w:r>
+            <w:r>
+              <w:rPr>
+                <w:b/>
+                <w:i w:val="0"/>
+                <w:color w:val="FFFFFF"/>
+                <w:sz w:val="18"/>
+              </w:rPr>
+              <w:t>v1.0 caption</w:t>
+            </w:r>
+          </w:p>
+        </w:tc>
+        <w:tc>
+          <w:tcPr>
+            <w:tcW w:type="dxa" w:w="2353"/>
+            <w:shd w:val="clear" w:color="auto" w:fill="0F2A44"/>
+          </w:tcPr>
+          <w:p>
+            <w:pPr>
+              <w:spacing w:after="40" w:before="40"/>
+            </w:pPr>
+            <w:r>
+              <w:rPr>
+                <w:color w:val="FFFFFF"/>
+              </w:rPr>
+            </w:r>
+            <w:r>
+              <w:rPr>
+                <w:b/>
+                <w:i w:val="0"/>
+                <w:color w:val="FFFFFF"/>
+                <w:sz w:val="18"/>
+              </w:rPr>
+              <w:t>v1.1 caption</w:t>
+            </w:r>
+          </w:p>
+        </w:tc>
+        <w:tc>
+          <w:tcPr>
+            <w:tcW w:type="dxa" w:w="2353"/>
+            <w:shd w:val="clear" w:color="auto" w:fill="0F2A44"/>
+          </w:tcPr>
+          <w:p>
+            <w:pPr>
+              <w:spacing w:after="40" w:before="40"/>
+            </w:pPr>
+            <w:r>
+              <w:rPr>
+                <w:color w:val="FFFFFF"/>
+              </w:rPr>
+            </w:r>
+            <w:r>
+              <w:rPr>
+                <w:b/>
+                <w:i w:val="0"/>
+                <w:color w:val="FFFFFF"/>
+                <w:sz w:val="18"/>
+              </w:rPr>
+              <w:t>What changed</w:t>
+            </w:r>
+          </w:p>
+        </w:tc>
+      </w:tr>
+      <w:tr>
+        <w:tc>
+          <w:tcPr>
+            <w:tcW w:type="dxa" w:w="2353"/>
+          </w:tcPr>
+          <w:p>
+            <w:pPr>
+              <w:spacing w:after="40" w:before="40"/>
+            </w:pPr>
+            <w:r/>
+            <w:r>
+              <w:rPr>
+                <w:b w:val="0"/>
+                <w:i w:val="0"/>
+                <w:sz w:val="18"/>
+              </w:rPr>
+              <w:t>1</w:t>
+            </w:r>
+          </w:p>
+        </w:tc>
+        <w:tc>
+          <w:tcPr>
+            <w:tcW w:type="dxa" w:w="2353"/>
+          </w:tcPr>
+          <w:p>
+            <w:pPr>
+              <w:spacing w:after="40" w:before="40"/>
+            </w:pPr>
+            <w:r/>
+            <w:r>
+              <w:rPr>
+                <w:b w:val="0"/>
+                <w:i/>
+                <w:sz w:val="18"/>
+              </w:rPr>
+              <w:t>100% lực qua 1 chân, tạo trục quay thẳng đứng</w:t>
+            </w:r>
+          </w:p>
+        </w:tc>
+        <w:tc>
+          <w:tcPr>
+            <w:tcW w:type="dxa" w:w="2353"/>
+          </w:tcPr>
+          <w:p>
+            <w:pPr>
+              <w:spacing w:after="40" w:before="40"/>
+            </w:pPr>
+            <w:r/>
+            <w:r>
+              <w:rPr>
+                <w:b w:val="0"/>
+                <w:i/>
+                <w:sz w:val="18"/>
+              </w:rPr>
+              <w:t>Dồn phần lớn lực vào chân trụ, chân kia tựa nhẹ</w:t>
+            </w:r>
+          </w:p>
+        </w:tc>
+        <w:tc>
+          <w:tcPr>
+            <w:tcW w:type="dxa" w:w="2353"/>
+          </w:tcPr>
+          <w:p>
+            <w:pPr>
+              <w:spacing w:after="40" w:before="40"/>
+            </w:pPr>
+            <w:r/>
+            <w:r>
+              <w:rPr>
+                <w:b w:val="0"/>
+                <w:i w:val="0"/>
+                <w:sz w:val="18"/>
+              </w:rPr>
+              <w:t>Both X-grade claims removed. The absolute quantifier is gone, and so is the vertical axis. What remains — the load concentrated on the support leg, the trailing foot resting light — is observable in the shot.</w:t>
+            </w:r>
+          </w:p>
+        </w:tc>
+      </w:tr>
+      <w:tr>
+        <w:tc>
+          <w:tcPr>
+            <w:tcW w:type="dxa" w:w="2353"/>
+          </w:tcPr>
+          <w:p>
+            <w:pPr>
+              <w:spacing w:after="40" w:before="40"/>
+            </w:pPr>
+            <w:r/>
+            <w:r>
+              <w:rPr>
+                <w:b w:val="0"/>
+                <w:i w:val="0"/>
+                <w:sz w:val="18"/>
+              </w:rPr>
+              <w:t>2</w:t>
+            </w:r>
+          </w:p>
+        </w:tc>
+        <w:tc>
+          <w:tcPr>
+            <w:tcW w:type="dxa" w:w="2353"/>
+          </w:tcPr>
+          <w:p>
+            <w:pPr>
+              <w:spacing w:after="40" w:before="40"/>
+            </w:pPr>
+            <w:r/>
+            <w:r>
+              <w:rPr>
+                <w:b w:val="0"/>
+                <w:i/>
+                <w:sz w:val="18"/>
+              </w:rPr>
+              <w:t>Hai chân bắt buộc dang rộng để ổn định</w:t>
+            </w:r>
+          </w:p>
+        </w:tc>
+        <w:tc>
+          <w:tcPr>
+            <w:tcW w:type="dxa" w:w="2353"/>
+          </w:tcPr>
+          <w:p>
+            <w:pPr>
+              <w:spacing w:after="40" w:before="40"/>
+            </w:pPr>
+            <w:r/>
+            <w:r>
+              <w:rPr>
+                <w:b w:val="0"/>
+                <w:i/>
+                <w:sz w:val="18"/>
+              </w:rPr>
+              <w:t>Rộng vừa đủ để dừng, hẹp vừa đủ để xoay</w:t>
+            </w:r>
+          </w:p>
+        </w:tc>
+        <w:tc>
+          <w:tcPr>
+            <w:tcW w:type="dxa" w:w="2353"/>
+          </w:tcPr>
+          <w:p>
+            <w:pPr>
+              <w:spacing w:after="40" w:before="40"/>
+            </w:pPr>
+            <w:r/>
+            <w:r>
+              <w:rPr>
+                <w:b w:val="0"/>
+                <w:i w:val="0"/>
+                <w:sz w:val="18"/>
+              </w:rPr>
+              <w:t xml:space="preserve">The missing cost is now stated, and </w:t>
+            </w:r>
+            <w:r>
+              <w:rPr>
+                <w:b w:val="0"/>
+                <w:i/>
+                <w:sz w:val="18"/>
+              </w:rPr>
+              <w:t>bắt buộc</w:t>
+            </w:r>
+            <w:r>
+              <w:rPr>
+                <w:b w:val="0"/>
+                <w:i w:val="0"/>
+                <w:sz w:val="18"/>
+              </w:rPr>
+              <w:t xml:space="preserve"> ("must") becomes </w:t>
+            </w:r>
+            <w:r>
+              <w:rPr>
+                <w:b w:val="0"/>
+                <w:i/>
+                <w:sz w:val="18"/>
+              </w:rPr>
+              <w:t>vừa đủ</w:t>
+            </w:r>
+            <w:r>
+              <w:rPr>
+                <w:b w:val="0"/>
+                <w:i w:val="0"/>
+                <w:sz w:val="18"/>
+              </w:rPr>
+              <w:t xml:space="preserve"> ("just enough"). The band is described from both ends instead of from one.</w:t>
+            </w:r>
+          </w:p>
+        </w:tc>
+      </w:tr>
+      <w:tr>
+        <w:tc>
+          <w:tcPr>
+            <w:tcW w:type="dxa" w:w="2353"/>
+          </w:tcPr>
+          <w:p>
+            <w:pPr>
+              <w:spacing w:after="40" w:before="40"/>
+            </w:pPr>
+            <w:r/>
+            <w:r>
+              <w:rPr>
+                <w:b w:val="0"/>
+                <w:i w:val="0"/>
+                <w:sz w:val="18"/>
+              </w:rPr>
+              <w:t>3</w:t>
+            </w:r>
+          </w:p>
+        </w:tc>
+        <w:tc>
+          <w:tcPr>
+            <w:tcW w:type="dxa" w:w="2353"/>
+          </w:tcPr>
+          <w:p>
+            <w:pPr>
+              <w:spacing w:after="40" w:before="40"/>
+            </w:pPr>
+            <w:r/>
+            <w:r>
+              <w:rPr>
+                <w:b w:val="0"/>
+                <w:i/>
+                <w:sz w:val="18"/>
+              </w:rPr>
+              <w:t>Tay trái thu sát ngực → giảm I, tăng tốc độ xoay</w:t>
+            </w:r>
+          </w:p>
+        </w:tc>
+        <w:tc>
+          <w:tcPr>
+            <w:tcW w:type="dxa" w:w="2353"/>
+          </w:tcPr>
+          <w:p>
+            <w:pPr>
+              <w:spacing w:after="40" w:before="40"/>
+            </w:pPr>
+            <w:r/>
+            <w:r>
+              <w:rPr>
+                <w:b w:val="0"/>
+                <w:i/>
+                <w:sz w:val="18"/>
+              </w:rPr>
+              <w:t>Thu sát ngực (giảm I), rồi thả trước tiếp xúc</w:t>
+            </w:r>
+          </w:p>
+        </w:tc>
+        <w:tc>
+          <w:tcPr>
+            <w:tcW w:type="dxa" w:w="2353"/>
+          </w:tcPr>
+          <w:p>
+            <w:pPr>
+              <w:spacing w:after="40" w:before="40"/>
+            </w:pPr>
+            <w:r/>
+            <w:r>
+              <w:rPr>
+                <w:b w:val="0"/>
+                <w:i w:val="0"/>
+                <w:sz w:val="18"/>
+              </w:rPr>
+              <w:t>Kept as the template — mechanism named, quantity named, no number attached — with the release point added so the criterion can fail as well as pass.</w:t>
+            </w:r>
+          </w:p>
+        </w:tc>
+      </w:tr>
+      <w:tr>
+        <w:tc>
+          <w:tcPr>
+            <w:tcW w:type="dxa" w:w="2353"/>
+          </w:tcPr>
+          <w:p>
+            <w:pPr>
+              <w:spacing w:after="40" w:before="40"/>
+            </w:pPr>
+            <w:r/>
+            <w:r>
+              <w:rPr>
+                <w:b w:val="0"/>
+                <w:i w:val="0"/>
+                <w:sz w:val="18"/>
+              </w:rPr>
+              <w:t>4</w:t>
+            </w:r>
+          </w:p>
+        </w:tc>
+        <w:tc>
+          <w:tcPr>
+            <w:tcW w:type="dxa" w:w="2353"/>
+          </w:tcPr>
+          <w:p>
+            <w:pPr>
+              <w:spacing w:after="40" w:before="40"/>
+            </w:pPr>
+            <w:r/>
+            <w:r>
+              <w:rPr>
+                <w:b w:val="0"/>
+                <w:i/>
+                <w:sz w:val="18"/>
+              </w:rPr>
+              <w:t>Giữ tay không thuận sát ngực, không làm rơi khăn</w:t>
+            </w:r>
+          </w:p>
+        </w:tc>
+        <w:tc>
+          <w:tcPr>
+            <w:tcW w:type="dxa" w:w="2353"/>
+          </w:tcPr>
+          <w:p>
+            <w:pPr>
+              <w:spacing w:after="40" w:before="40"/>
+            </w:pPr>
+            <w:r/>
+            <w:r>
+              <w:rPr>
+                <w:b w:val="0"/>
+                <w:i/>
+                <w:sz w:val="18"/>
+              </w:rPr>
+              <w:t>Tay không thuận sát ngực đến lúc bắt đầu vung tới</w:t>
+            </w:r>
+          </w:p>
+        </w:tc>
+        <w:tc>
+          <w:tcPr>
+            <w:tcW w:type="dxa" w:w="2353"/>
+          </w:tcPr>
+          <w:p>
+            <w:pPr>
+              <w:spacing w:after="40" w:before="40"/>
+            </w:pPr>
+            <w:r/>
+            <w:r>
+              <w:rPr>
+                <w:b w:val="0"/>
+                <w:i w:val="0"/>
+                <w:sz w:val="18"/>
+              </w:rPr>
+              <w:t>The one-sided criterion is fixed. "Don't drop the towel" cannot be failed by holding too long; "hold until the forward swing starts" can.</w:t>
+            </w:r>
+          </w:p>
+        </w:tc>
+      </w:tr>
+    </w:tbl>
+    <w:p/>
+    <w:p>
+      <w:pPr>
+        <w:spacing w:after="140"/>
+      </w:pPr>
+      <w:r>
+        <w:rPr>
+          <w:b/>
+          <w:i w:val="0"/>
+          <w:sz w:val="21"/>
+        </w:rPr>
+        <w:t>What was deliberately preserved.</w:t>
+      </w:r>
+      <w:r>
+        <w:rPr>
+          <w:b w:val="0"/>
+          <w:i w:val="0"/>
+          <w:sz w:val="21"/>
+        </w:rPr>
+        <w:t xml:space="preserve"> The caption geometry is unchanged to within a pixel of the original: measured from decoded frames, the text occupies rows 626–686 in both versions. A viewer who has seen the first cut will not notice a change of frame, only a change of words — which is the point. The reissue is a correction, not a restyle, and nothing about the correction depends on the viewer noticing it. The caption layer is re-rendered from text rather than patched over the old burn-in, so the Vietnamese diacritics are clean at every size rather than inherited from a re-compressed original.</w:t>
+      </w:r>
+    </w:p>
+    <w:p>
+      <w:pPr>
+        <w:spacing w:after="140"/>
+      </w:pPr>
+      <w:r>
+        <w:rPr>
+          <w:b/>
+          <w:i w:val="0"/>
+          <w:sz w:val="21"/>
+        </w:rPr>
+        <w:t>The audio had to be re-derived, not copied.</w:t>
+      </w:r>
+      <w:r>
+        <w:rPr>
+          <w:b w:val="0"/>
+          <w:i w:val="0"/>
+          <w:sz w:val="21"/>
+        </w:rPr>
+        <w:t xml:space="preserve"> The four source clips are 24 kHz mono and already peak at 0.0 dBFS; concatenated, they clip. The reissue is therefore resampled to 44.1 kHz stereo, trimmed 2 dB and limited, landing at −2.2 dBFS peak against the original's −1.7 dBFS, with mean level within 1 dB. This is a small repair nobody asked for, but shipping a corrected caption over a clipped soundtrack would have been a poor trade.</w:t>
+      </w:r>
+    </w:p>
+    <w:p>
+      <w:pPr>
+        <w:spacing w:after="140"/>
+      </w:pPr>
+      <w:r>
+        <w:rPr>
+          <w:b/>
+          <w:i w:val="0"/>
+          <w:sz w:val="21"/>
+        </w:rPr>
+        <w:t>What the reissue does not fix.</w:t>
+      </w:r>
+      <w:r>
+        <w:rPr>
+          <w:b w:val="0"/>
+          <w:i w:val="0"/>
+          <w:sz w:val="21"/>
+        </w:rPr>
+        <w:t xml:space="preserve"> Segments 2 and 3 carry English graphics burned into the footage — "BASE OF SUPPORT", and "Trophy Position &amp; Tuck Principle" with its subtitle "Rotational Acceleration in Tennis Serve" — that sit within a few pixels of the caption band. The Vietnamese caption stays legible because it is drawn with a shadow, but the two languages crowd each other, and on segment 3 the English subtitle and the Vietnamese first line are separated by less than one line-height. This cannot be repaired from the caption layer; it needs footage without burned-in text. It is recorded here as a known defect of v1.1 — and it is not a defect </w:t>
+      </w:r>
+      <w:r>
+        <w:rPr>
+          <w:b w:val="0"/>
+          <w:i/>
+          <w:sz w:val="21"/>
+        </w:rPr>
+        <w:t>introduced</w:t>
+      </w:r>
+      <w:r>
+        <w:rPr>
+          <w:b w:val="0"/>
+          <w:i w:val="0"/>
+          <w:sz w:val="21"/>
+        </w:rPr>
+        <w:t xml:space="preserve"> by v1.1, since v1.0 crowds identically.</w:t>
+      </w:r>
+    </w:p>
+    <w:p>
+      <w:pPr>
+        <w:spacing w:after="140"/>
+      </w:pPr>
+      <w:r>
+        <w:rPr>
+          <w:b/>
+          <w:i w:val="0"/>
+          <w:sz w:val="21"/>
+        </w:rPr>
+        <w:t>File.</w:t>
+      </w:r>
+      <w:r>
+        <w:rPr>
+          <w:b w:val="0"/>
+          <w:i w:val="0"/>
+          <w:sz w:val="21"/>
+        </w:rPr>
+        <w:t xml:space="preserve"> </w:t>
+      </w:r>
+      <w:r>
+        <w:rPr>
+          <w:rFonts w:ascii="Consolas" w:hAnsi="Consolas"/>
+          <w:b w:val="0"/>
+          <w:i w:val="0"/>
+          <w:sz w:val="17"/>
+        </w:rPr>
+        <w:t>Tri-Plane-Tong-Hop-VN-40s-v1.1.mp4</w:t>
+      </w:r>
+      <w:r>
+        <w:rPr>
+          <w:b w:val="0"/>
+          <w:i w:val="0"/>
+          <w:sz w:val="21"/>
+        </w:rPr>
+        <w:t xml:space="preserve"> — 40.0 s, 1280×720, 30 fps, H.264 + AAC 44.1 kHz stereo, 16.5 MB.</w:t>
       </w:r>
     </w:p>
     <w:p>
